--- a/設計書.docx
+++ b/設計書.docx
@@ -1444,7 +1444,7 @@
       </w:tblPr>
       <w:tblGrid>
         <w:gridCol w:w="2085"/>
-        <w:gridCol w:w="1096"/>
+        <w:gridCol w:w="1114"/>
         <w:gridCol w:w="2113"/>
         <w:gridCol w:w="2030"/>
       </w:tblGrid>
@@ -1897,8 +1897,28 @@
                 <w:sz w:val="24"/>
                 <w:szCs w:val="24"/>
               </w:rPr>
-              <w:t>varchar</w:t>
-            </w:r>
+              <w:t>V</w:t>
+            </w:r>
+            <w:r>
+              <w:rPr>
+                <w:rFonts w:ascii="ＭＳ Ｐゴシック" w:eastAsia="ＭＳ Ｐゴシック" w:hAnsi="ＭＳ Ｐゴシック" w:cs="ＭＳ Ｐゴシック"/>
+                <w:kern w:val="0"/>
+                <w:sz w:val="24"/>
+                <w:szCs w:val="24"/>
+              </w:rPr>
+              <w:t>archar</w:t>
+            </w:r>
+            <w:r>
+              <w:rPr>
+                <w:rFonts w:ascii="ＭＳ Ｐゴシック" w:eastAsia="ＭＳ Ｐゴシック" w:hAnsi="ＭＳ Ｐゴシック" w:cs="ＭＳ Ｐゴシック"/>
+                <w:kern w:val="0"/>
+                <w:sz w:val="24"/>
+                <w:szCs w:val="24"/>
+              </w:rPr>
+              <w:t>(6)</w:t>
+            </w:r>
+            <w:bookmarkStart w:id="0" w:name="_GoBack"/>
+            <w:bookmarkEnd w:id="0"/>
           </w:p>
         </w:tc>
         <w:tc>
@@ -5216,8 +5236,6 @@
       <w:r>
         <w:t>:N</w:t>
       </w:r>
-      <w:bookmarkStart w:id="0" w:name="_GoBack"/>
-      <w:bookmarkEnd w:id="0"/>
     </w:p>
     <w:p>
       <w:pPr>

--- a/設計書.docx
+++ b/設計書.docx
@@ -1917,8 +1917,6 @@
               </w:rPr>
               <w:t>(6)</w:t>
             </w:r>
-            <w:bookmarkStart w:id="0" w:name="_GoBack"/>
-            <w:bookmarkEnd w:id="0"/>
           </w:p>
         </w:tc>
         <w:tc>
@@ -3671,7 +3669,7 @@
       </w:tblPr>
       <w:tblGrid>
         <w:gridCol w:w="1399"/>
-        <w:gridCol w:w="1096"/>
+        <w:gridCol w:w="1260"/>
         <w:gridCol w:w="1578"/>
         <w:gridCol w:w="1403"/>
       </w:tblGrid>
@@ -4261,6 +4259,15 @@
                 <w:sz w:val="24"/>
                 <w:szCs w:val="24"/>
               </w:rPr>
+              <w:t xml:space="preserve">unsigned </w:t>
+            </w:r>
+            <w:r>
+              <w:rPr>
+                <w:rFonts w:ascii="ＭＳ Ｐゴシック" w:eastAsia="ＭＳ Ｐゴシック" w:hAnsi="ＭＳ Ｐゴシック" w:cs="ＭＳ Ｐゴシック"/>
+                <w:kern w:val="0"/>
+                <w:sz w:val="24"/>
+                <w:szCs w:val="24"/>
+              </w:rPr>
               <w:t>int</w:t>
             </w:r>
           </w:p>
@@ -5103,6 +5110,8 @@
       <w:pPr>
         <w:ind w:leftChars="200" w:left="420"/>
       </w:pPr>
+      <w:bookmarkStart w:id="0" w:name="_GoBack"/>
+      <w:bookmarkEnd w:id="0"/>
     </w:p>
     <w:p>
       <w:pPr>

--- a/設計書.docx
+++ b/設計書.docx
@@ -4415,21 +4415,12 @@
             </w:pPr>
             <w:r>
               <w:rPr>
-                <w:rFonts w:ascii="ＭＳ Ｐゴシック" w:eastAsia="ＭＳ Ｐゴシック" w:hAnsi="ＭＳ Ｐゴシック" w:cs="ＭＳ Ｐゴシック" w:hint="eastAsia"/>
-                <w:kern w:val="0"/>
-                <w:sz w:val="24"/>
-                <w:szCs w:val="24"/>
-              </w:rPr>
-              <w:t>N</w:t>
-            </w:r>
-            <w:r>
-              <w:rPr>
-                <w:rFonts w:ascii="ＭＳ Ｐゴシック" w:eastAsia="ＭＳ Ｐゴシック" w:hAnsi="ＭＳ Ｐゴシック" w:cs="ＭＳ Ｐゴシック"/>
-                <w:kern w:val="0"/>
-                <w:sz w:val="24"/>
-                <w:szCs w:val="24"/>
-              </w:rPr>
-              <w:t>OT NULL</w:t>
+                <w:rFonts w:ascii="ＭＳ Ｐゴシック" w:eastAsia="ＭＳ Ｐゴシック" w:hAnsi="ＭＳ Ｐゴシック" w:cs="ＭＳ Ｐゴシック"/>
+                <w:kern w:val="0"/>
+                <w:sz w:val="24"/>
+                <w:szCs w:val="24"/>
+              </w:rPr>
+              <w:t>NULL</w:t>
             </w:r>
           </w:p>
         </w:tc>
@@ -4852,6 +4843,8 @@
             </w:r>
           </w:p>
         </w:tc>
+        <w:bookmarkStart w:id="0" w:name="_GoBack"/>
+        <w:bookmarkEnd w:id="0"/>
       </w:tr>
       <w:tr>
         <w:trPr>
@@ -5110,8 +5103,6 @@
       <w:pPr>
         <w:ind w:leftChars="200" w:left="420"/>
       </w:pPr>
-      <w:bookmarkStart w:id="0" w:name="_GoBack"/>
-      <w:bookmarkEnd w:id="0"/>
     </w:p>
     <w:p>
       <w:pPr>

--- a/設計書.docx
+++ b/設計書.docx
@@ -1443,10 +1443,10 @@
         <w:tblLook w:val="04A0" w:firstRow="1" w:lastRow="0" w:firstColumn="1" w:lastColumn="0" w:noHBand="0" w:noVBand="1"/>
       </w:tblPr>
       <w:tblGrid>
-        <w:gridCol w:w="2085"/>
-        <w:gridCol w:w="1114"/>
+        <w:gridCol w:w="1620"/>
+        <w:gridCol w:w="1270"/>
         <w:gridCol w:w="2113"/>
-        <w:gridCol w:w="2030"/>
+        <w:gridCol w:w="2062"/>
       </w:tblGrid>
       <w:tr>
         <w:trPr>
@@ -1892,12 +1892,12 @@
             </w:pPr>
             <w:r>
               <w:rPr>
-                <w:rFonts w:ascii="ＭＳ Ｐゴシック" w:eastAsia="ＭＳ Ｐゴシック" w:hAnsi="ＭＳ Ｐゴシック" w:cs="ＭＳ Ｐゴシック"/>
-                <w:kern w:val="0"/>
-                <w:sz w:val="24"/>
-                <w:szCs w:val="24"/>
-              </w:rPr>
-              <w:t>V</w:t>
+                <w:rFonts w:ascii="ＭＳ Ｐゴシック" w:eastAsia="ＭＳ Ｐゴシック" w:hAnsi="ＭＳ Ｐゴシック" w:cs="ＭＳ Ｐゴシック" w:hint="eastAsia"/>
+                <w:kern w:val="0"/>
+                <w:sz w:val="24"/>
+                <w:szCs w:val="24"/>
+              </w:rPr>
+              <w:t>v</w:t>
             </w:r>
             <w:r>
               <w:rPr>
@@ -1907,6 +1907,15 @@
                 <w:szCs w:val="24"/>
               </w:rPr>
               <w:t>archar</w:t>
+            </w:r>
+            <w:r>
+              <w:rPr>
+                <w:rFonts w:ascii="ＭＳ Ｐゴシック" w:eastAsia="ＭＳ Ｐゴシック" w:hAnsi="ＭＳ Ｐゴシック" w:cs="ＭＳ Ｐゴシック"/>
+                <w:kern w:val="0"/>
+                <w:sz w:val="24"/>
+                <w:szCs w:val="24"/>
+              </w:rPr>
+              <w:t xml:space="preserve"> </w:t>
             </w:r>
             <w:r>
               <w:rPr>
@@ -2009,7 +2018,6 @@
           <w:tcPr>
             <w:tcW w:w="0" w:type="auto"/>
             <w:vAlign w:val="center"/>
-            <w:hideMark/>
           </w:tcPr>
           <w:p>
             <w:pPr>
@@ -2030,7 +2038,7 @@
                 <w:sz w:val="24"/>
                 <w:szCs w:val="24"/>
               </w:rPr>
-              <w:t>table_number</w:t>
+              <w:t>organizer_token</w:t>
             </w:r>
             <w:proofErr w:type="spellEnd"/>
           </w:p>
@@ -2039,90 +2047,106 @@
           <w:tcPr>
             <w:tcW w:w="0" w:type="auto"/>
             <w:vAlign w:val="center"/>
-            <w:hideMark/>
-          </w:tcPr>
-          <w:p>
-            <w:pPr>
-              <w:widowControl/>
-              <w:jc w:val="left"/>
-              <w:rPr>
-                <w:rFonts w:ascii="ＭＳ Ｐゴシック" w:eastAsia="ＭＳ Ｐゴシック" w:hAnsi="ＭＳ Ｐゴシック" w:cs="ＭＳ Ｐゴシック"/>
-                <w:kern w:val="0"/>
-                <w:sz w:val="24"/>
-                <w:szCs w:val="24"/>
-              </w:rPr>
-            </w:pPr>
-            <w:r>
-              <w:rPr>
-                <w:rFonts w:ascii="ＭＳ Ｐゴシック" w:eastAsia="ＭＳ Ｐゴシック" w:hAnsi="ＭＳ Ｐゴシック" w:cs="ＭＳ Ｐゴシック"/>
-                <w:kern w:val="0"/>
-                <w:sz w:val="24"/>
-                <w:szCs w:val="24"/>
-              </w:rPr>
-              <w:t>varchar</w:t>
-            </w:r>
-          </w:p>
-        </w:tc>
-        <w:tc>
-          <w:tcPr>
-            <w:tcW w:w="0" w:type="auto"/>
-          </w:tcPr>
-          <w:p>
-            <w:pPr>
-              <w:widowControl/>
-              <w:jc w:val="left"/>
-              <w:rPr>
-                <w:rFonts w:ascii="ＭＳ Ｐゴシック" w:eastAsia="ＭＳ Ｐゴシック" w:hAnsi="ＭＳ Ｐゴシック" w:cs="ＭＳ Ｐゴシック"/>
-                <w:kern w:val="0"/>
-                <w:sz w:val="24"/>
-                <w:szCs w:val="24"/>
-              </w:rPr>
-            </w:pPr>
-            <w:r>
+          </w:tcPr>
+          <w:p>
+            <w:pPr>
+              <w:widowControl/>
+              <w:jc w:val="left"/>
+              <w:rPr>
+                <w:rFonts w:ascii="ＭＳ Ｐゴシック" w:eastAsia="ＭＳ Ｐゴシック" w:hAnsi="ＭＳ Ｐゴシック" w:cs="ＭＳ Ｐゴシック"/>
+                <w:kern w:val="0"/>
+                <w:sz w:val="24"/>
+                <w:szCs w:val="24"/>
+              </w:rPr>
+            </w:pPr>
+            <w:r>
+              <w:rPr>
+                <w:rFonts w:ascii="ＭＳ Ｐゴシック" w:eastAsia="ＭＳ Ｐゴシック" w:hAnsi="ＭＳ Ｐゴシック" w:cs="ＭＳ Ｐゴシック"/>
+                <w:kern w:val="0"/>
+                <w:sz w:val="24"/>
+                <w:szCs w:val="24"/>
+              </w:rPr>
+              <w:t>v</w:t>
+            </w:r>
+            <w:r>
+              <w:rPr>
+                <w:rFonts w:ascii="ＭＳ Ｐゴシック" w:eastAsia="ＭＳ Ｐゴシック" w:hAnsi="ＭＳ Ｐゴシック" w:cs="ＭＳ Ｐゴシック"/>
+                <w:kern w:val="0"/>
+                <w:sz w:val="24"/>
+                <w:szCs w:val="24"/>
+              </w:rPr>
+              <w:t>archar</w:t>
+            </w:r>
+            <w:r>
+              <w:rPr>
+                <w:rFonts w:ascii="ＭＳ Ｐゴシック" w:eastAsia="ＭＳ Ｐゴシック" w:hAnsi="ＭＳ Ｐゴシック" w:cs="ＭＳ Ｐゴシック"/>
+                <w:kern w:val="0"/>
+                <w:sz w:val="24"/>
+                <w:szCs w:val="24"/>
+              </w:rPr>
+              <w:t xml:space="preserve"> </w:t>
+            </w:r>
+            <w:r>
+              <w:rPr>
+                <w:rFonts w:ascii="ＭＳ Ｐゴシック" w:eastAsia="ＭＳ Ｐゴシック" w:hAnsi="ＭＳ Ｐゴシック" w:cs="ＭＳ Ｐゴシック"/>
+                <w:kern w:val="0"/>
+                <w:sz w:val="24"/>
+                <w:szCs w:val="24"/>
+              </w:rPr>
+              <w:t>(64)</w:t>
+            </w:r>
+          </w:p>
+        </w:tc>
+        <w:tc>
+          <w:tcPr>
+            <w:tcW w:w="0" w:type="auto"/>
+          </w:tcPr>
+          <w:p>
+            <w:pPr>
+              <w:widowControl/>
+              <w:jc w:val="left"/>
               <w:rPr>
                 <w:rFonts w:ascii="ＭＳ Ｐゴシック" w:eastAsia="ＭＳ Ｐゴシック" w:hAnsi="ＭＳ Ｐゴシック" w:cs="ＭＳ Ｐゴシック" w:hint="eastAsia"/>
                 <w:kern w:val="0"/>
                 <w:sz w:val="24"/>
                 <w:szCs w:val="24"/>
               </w:rPr>
-              <w:t>N</w:t>
-            </w:r>
-            <w:r>
-              <w:rPr>
-                <w:rFonts w:ascii="ＭＳ Ｐゴシック" w:eastAsia="ＭＳ Ｐゴシック" w:hAnsi="ＭＳ Ｐゴシック" w:cs="ＭＳ Ｐゴシック"/>
-                <w:kern w:val="0"/>
-                <w:sz w:val="24"/>
-                <w:szCs w:val="24"/>
-              </w:rPr>
-              <w:t>ULL</w:t>
-            </w:r>
-          </w:p>
-        </w:tc>
-        <w:tc>
-          <w:tcPr>
-            <w:tcW w:w="0" w:type="auto"/>
-            <w:vAlign w:val="center"/>
-            <w:hideMark/>
-          </w:tcPr>
-          <w:p>
-            <w:pPr>
-              <w:widowControl/>
-              <w:jc w:val="left"/>
-              <w:rPr>
-                <w:rFonts w:ascii="ＭＳ Ｐゴシック" w:eastAsia="ＭＳ Ｐゴシック" w:hAnsi="ＭＳ Ｐゴシック" w:cs="ＭＳ Ｐゴシック"/>
-                <w:kern w:val="0"/>
-                <w:sz w:val="24"/>
-                <w:szCs w:val="24"/>
-              </w:rPr>
-            </w:pPr>
-            <w:r>
-              <w:rPr>
-                <w:rFonts w:ascii="ＭＳ Ｐゴシック" w:eastAsia="ＭＳ Ｐゴシック" w:hAnsi="ＭＳ Ｐゴシック" w:cs="ＭＳ Ｐゴシック"/>
-                <w:kern w:val="0"/>
-                <w:sz w:val="24"/>
-                <w:szCs w:val="24"/>
-              </w:rPr>
-              <w:t>テーブル番号</w:t>
+            </w:pPr>
+            <w:r>
+              <w:rPr>
+                <w:rFonts w:ascii="ＭＳ Ｐゴシック" w:eastAsia="ＭＳ Ｐゴシック" w:hAnsi="ＭＳ Ｐゴシック" w:cs="ＭＳ Ｐゴシック"/>
+                <w:kern w:val="0"/>
+                <w:sz w:val="24"/>
+                <w:szCs w:val="24"/>
+              </w:rPr>
+              <w:t>NOT NULL</w:t>
+            </w:r>
+          </w:p>
+        </w:tc>
+        <w:tc>
+          <w:tcPr>
+            <w:tcW w:w="0" w:type="auto"/>
+            <w:vAlign w:val="center"/>
+          </w:tcPr>
+          <w:p>
+            <w:pPr>
+              <w:widowControl/>
+              <w:jc w:val="left"/>
+              <w:rPr>
+                <w:rFonts w:ascii="ＭＳ Ｐゴシック" w:eastAsia="ＭＳ Ｐゴシック" w:hAnsi="ＭＳ Ｐゴシック" w:cs="ＭＳ Ｐゴシック"/>
+                <w:kern w:val="0"/>
+                <w:sz w:val="24"/>
+                <w:szCs w:val="24"/>
+              </w:rPr>
+            </w:pPr>
+            <w:r>
+              <w:rPr>
+                <w:rFonts w:ascii="ＭＳ Ｐゴシック" w:eastAsia="ＭＳ Ｐゴシック" w:hAnsi="ＭＳ Ｐゴシック" w:cs="ＭＳ Ｐゴシック" w:hint="eastAsia"/>
+                <w:kern w:val="0"/>
+                <w:sz w:val="24"/>
+                <w:szCs w:val="24"/>
+              </w:rPr>
+              <w:t>幹事識別用トークン</w:t>
             </w:r>
           </w:p>
         </w:tc>
@@ -2135,6 +2159,63 @@
           <w:tcPr>
             <w:tcW w:w="0" w:type="auto"/>
             <w:vAlign w:val="center"/>
+            <w:hideMark/>
+          </w:tcPr>
+          <w:p>
+            <w:pPr>
+              <w:widowControl/>
+              <w:jc w:val="left"/>
+              <w:rPr>
+                <w:rFonts w:ascii="ＭＳ Ｐゴシック" w:eastAsia="ＭＳ Ｐゴシック" w:hAnsi="ＭＳ Ｐゴシック" w:cs="ＭＳ Ｐゴシック"/>
+                <w:kern w:val="0"/>
+                <w:sz w:val="24"/>
+                <w:szCs w:val="24"/>
+              </w:rPr>
+            </w:pPr>
+            <w:proofErr w:type="spellStart"/>
+            <w:r>
+              <w:rPr>
+                <w:rFonts w:ascii="ＭＳ Ｐゴシック" w:eastAsia="ＭＳ Ｐゴシック" w:hAnsi="ＭＳ Ｐゴシック" w:cs="ＭＳ Ｐゴシック"/>
+                <w:kern w:val="0"/>
+                <w:sz w:val="24"/>
+                <w:szCs w:val="24"/>
+              </w:rPr>
+              <w:t>table_number</w:t>
+            </w:r>
+            <w:proofErr w:type="spellEnd"/>
+          </w:p>
+        </w:tc>
+        <w:tc>
+          <w:tcPr>
+            <w:tcW w:w="0" w:type="auto"/>
+            <w:vAlign w:val="center"/>
+            <w:hideMark/>
+          </w:tcPr>
+          <w:p>
+            <w:pPr>
+              <w:widowControl/>
+              <w:jc w:val="left"/>
+              <w:rPr>
+                <w:rFonts w:ascii="ＭＳ Ｐゴシック" w:eastAsia="ＭＳ Ｐゴシック" w:hAnsi="ＭＳ Ｐゴシック" w:cs="ＭＳ Ｐゴシック"/>
+                <w:kern w:val="0"/>
+                <w:sz w:val="24"/>
+                <w:szCs w:val="24"/>
+              </w:rPr>
+            </w:pPr>
+            <w:r>
+              <w:rPr>
+                <w:rFonts w:ascii="ＭＳ Ｐゴシック" w:eastAsia="ＭＳ Ｐゴシック" w:hAnsi="ＭＳ Ｐゴシック" w:cs="ＭＳ Ｐゴシック"/>
+                <w:kern w:val="0"/>
+                <w:sz w:val="24"/>
+                <w:szCs w:val="24"/>
+              </w:rPr>
+              <w:t>varchar</w:t>
+            </w:r>
+          </w:p>
+        </w:tc>
+        <w:tc>
+          <w:tcPr>
+            <w:tcW w:w="0" w:type="auto"/>
           </w:tcPr>
           <w:p>
             <w:pPr>
@@ -2154,77 +2235,6 @@
                 <w:sz w:val="24"/>
                 <w:szCs w:val="24"/>
               </w:rPr>
-              <w:t>m</w:t>
-            </w:r>
-            <w:r>
-              <w:rPr>
-                <w:rFonts w:ascii="ＭＳ Ｐゴシック" w:eastAsia="ＭＳ Ｐゴシック" w:hAnsi="ＭＳ Ｐゴシック" w:cs="ＭＳ Ｐゴシック"/>
-                <w:kern w:val="0"/>
-                <w:sz w:val="24"/>
-                <w:szCs w:val="24"/>
-              </w:rPr>
-              <w:t>emo</w:t>
-            </w:r>
-          </w:p>
-        </w:tc>
-        <w:tc>
-          <w:tcPr>
-            <w:tcW w:w="0" w:type="auto"/>
-            <w:vAlign w:val="center"/>
-          </w:tcPr>
-          <w:p>
-            <w:pPr>
-              <w:widowControl/>
-              <w:jc w:val="left"/>
-              <w:rPr>
-                <w:rFonts w:ascii="ＭＳ Ｐゴシック" w:eastAsia="ＭＳ Ｐゴシック" w:hAnsi="ＭＳ Ｐゴシック" w:cs="ＭＳ Ｐゴシック"/>
-                <w:kern w:val="0"/>
-                <w:sz w:val="24"/>
-                <w:szCs w:val="24"/>
-              </w:rPr>
-            </w:pPr>
-            <w:r>
-              <w:rPr>
-                <w:rFonts w:ascii="ＭＳ Ｐゴシック" w:eastAsia="ＭＳ Ｐゴシック" w:hAnsi="ＭＳ Ｐゴシック" w:cs="ＭＳ Ｐゴシック" w:hint="eastAsia"/>
-                <w:kern w:val="0"/>
-                <w:sz w:val="24"/>
-                <w:szCs w:val="24"/>
-              </w:rPr>
-              <w:t>t</w:t>
-            </w:r>
-            <w:r>
-              <w:rPr>
-                <w:rFonts w:ascii="ＭＳ Ｐゴシック" w:eastAsia="ＭＳ Ｐゴシック" w:hAnsi="ＭＳ Ｐゴシック" w:cs="ＭＳ Ｐゴシック"/>
-                <w:kern w:val="0"/>
-                <w:sz w:val="24"/>
-                <w:szCs w:val="24"/>
-              </w:rPr>
-              <w:t>ext</w:t>
-            </w:r>
-          </w:p>
-        </w:tc>
-        <w:tc>
-          <w:tcPr>
-            <w:tcW w:w="0" w:type="auto"/>
-          </w:tcPr>
-          <w:p>
-            <w:pPr>
-              <w:widowControl/>
-              <w:jc w:val="left"/>
-              <w:rPr>
-                <w:rFonts w:ascii="ＭＳ Ｐゴシック" w:eastAsia="ＭＳ Ｐゴシック" w:hAnsi="ＭＳ Ｐゴシック" w:cs="ＭＳ Ｐゴシック"/>
-                <w:kern w:val="0"/>
-                <w:sz w:val="24"/>
-                <w:szCs w:val="24"/>
-              </w:rPr>
-            </w:pPr>
-            <w:r>
-              <w:rPr>
-                <w:rFonts w:ascii="ＭＳ Ｐゴシック" w:eastAsia="ＭＳ Ｐゴシック" w:hAnsi="ＭＳ Ｐゴシック" w:cs="ＭＳ Ｐゴシック" w:hint="eastAsia"/>
-                <w:kern w:val="0"/>
-                <w:sz w:val="24"/>
-                <w:szCs w:val="24"/>
-              </w:rPr>
               <w:t>N</w:t>
             </w:r>
             <w:r>
@@ -2242,26 +2252,27 @@
           <w:tcPr>
             <w:tcW w:w="0" w:type="auto"/>
             <w:vAlign w:val="center"/>
-          </w:tcPr>
-          <w:p>
-            <w:pPr>
-              <w:widowControl/>
-              <w:jc w:val="left"/>
-              <w:rPr>
-                <w:rFonts w:ascii="ＭＳ Ｐゴシック" w:eastAsia="ＭＳ Ｐゴシック" w:hAnsi="ＭＳ Ｐゴシック" w:cs="ＭＳ Ｐゴシック"/>
-                <w:kern w:val="0"/>
-                <w:sz w:val="24"/>
-                <w:szCs w:val="24"/>
-              </w:rPr>
-            </w:pPr>
-            <w:r>
-              <w:rPr>
-                <w:rFonts w:ascii="ＭＳ Ｐゴシック" w:eastAsia="ＭＳ Ｐゴシック" w:hAnsi="ＭＳ Ｐゴシック" w:cs="ＭＳ Ｐゴシック" w:hint="eastAsia"/>
-                <w:kern w:val="0"/>
-                <w:sz w:val="24"/>
-                <w:szCs w:val="24"/>
-              </w:rPr>
-              <w:t>備考</w:t>
+            <w:hideMark/>
+          </w:tcPr>
+          <w:p>
+            <w:pPr>
+              <w:widowControl/>
+              <w:jc w:val="left"/>
+              <w:rPr>
+                <w:rFonts w:ascii="ＭＳ Ｐゴシック" w:eastAsia="ＭＳ Ｐゴシック" w:hAnsi="ＭＳ Ｐゴシック" w:cs="ＭＳ Ｐゴシック"/>
+                <w:kern w:val="0"/>
+                <w:sz w:val="24"/>
+                <w:szCs w:val="24"/>
+              </w:rPr>
+            </w:pPr>
+            <w:r>
+              <w:rPr>
+                <w:rFonts w:ascii="ＭＳ Ｐゴシック" w:eastAsia="ＭＳ Ｐゴシック" w:hAnsi="ＭＳ Ｐゴシック" w:cs="ＭＳ Ｐゴシック"/>
+                <w:kern w:val="0"/>
+                <w:sz w:val="24"/>
+                <w:szCs w:val="24"/>
+              </w:rPr>
+              <w:t>テーブル番号</w:t>
             </w:r>
           </w:p>
         </w:tc>
@@ -2286,63 +2297,6 @@
                 <w:szCs w:val="24"/>
               </w:rPr>
             </w:pPr>
-            <w:proofErr w:type="spellStart"/>
-            <w:r>
-              <w:rPr>
-                <w:rFonts w:ascii="ＭＳ Ｐゴシック" w:eastAsia="ＭＳ Ｐゴシック" w:hAnsi="ＭＳ Ｐゴシック" w:cs="ＭＳ Ｐゴシック"/>
-                <w:kern w:val="0"/>
-                <w:sz w:val="24"/>
-                <w:szCs w:val="24"/>
-              </w:rPr>
-              <w:t>copied_from_party_id</w:t>
-            </w:r>
-            <w:proofErr w:type="spellEnd"/>
-          </w:p>
-        </w:tc>
-        <w:tc>
-          <w:tcPr>
-            <w:tcW w:w="0" w:type="auto"/>
-            <w:vAlign w:val="center"/>
-          </w:tcPr>
-          <w:p>
-            <w:pPr>
-              <w:widowControl/>
-              <w:jc w:val="left"/>
-              <w:rPr>
-                <w:rFonts w:ascii="ＭＳ Ｐゴシック" w:eastAsia="ＭＳ Ｐゴシック" w:hAnsi="ＭＳ Ｐゴシック" w:cs="ＭＳ Ｐゴシック"/>
-                <w:kern w:val="0"/>
-                <w:sz w:val="24"/>
-                <w:szCs w:val="24"/>
-              </w:rPr>
-            </w:pPr>
-            <w:proofErr w:type="spellStart"/>
-            <w:r>
-              <w:rPr>
-                <w:rFonts w:ascii="ＭＳ Ｐゴシック" w:eastAsia="ＭＳ Ｐゴシック" w:hAnsi="ＭＳ Ｐゴシック" w:cs="ＭＳ Ｐゴシック"/>
-                <w:kern w:val="0"/>
-                <w:sz w:val="24"/>
-                <w:szCs w:val="24"/>
-              </w:rPr>
-              <w:t>bigint</w:t>
-            </w:r>
-            <w:proofErr w:type="spellEnd"/>
-          </w:p>
-        </w:tc>
-        <w:tc>
-          <w:tcPr>
-            <w:tcW w:w="0" w:type="auto"/>
-          </w:tcPr>
-          <w:p>
-            <w:pPr>
-              <w:widowControl/>
-              <w:jc w:val="left"/>
-              <w:rPr>
-                <w:rFonts w:ascii="ＭＳ Ｐゴシック" w:eastAsia="ＭＳ Ｐゴシック" w:hAnsi="ＭＳ Ｐゴシック" w:cs="ＭＳ Ｐゴシック"/>
-                <w:kern w:val="0"/>
-                <w:sz w:val="24"/>
-                <w:szCs w:val="24"/>
-              </w:rPr>
-            </w:pPr>
             <w:r>
               <w:rPr>
                 <w:rFonts w:ascii="ＭＳ Ｐゴシック" w:eastAsia="ＭＳ Ｐゴシック" w:hAnsi="ＭＳ Ｐゴシック" w:cs="ＭＳ Ｐゴシック" w:hint="eastAsia"/>
@@ -2350,6 +2304,77 @@
                 <w:sz w:val="24"/>
                 <w:szCs w:val="24"/>
               </w:rPr>
+              <w:t>m</w:t>
+            </w:r>
+            <w:r>
+              <w:rPr>
+                <w:rFonts w:ascii="ＭＳ Ｐゴシック" w:eastAsia="ＭＳ Ｐゴシック" w:hAnsi="ＭＳ Ｐゴシック" w:cs="ＭＳ Ｐゴシック"/>
+                <w:kern w:val="0"/>
+                <w:sz w:val="24"/>
+                <w:szCs w:val="24"/>
+              </w:rPr>
+              <w:t>emo</w:t>
+            </w:r>
+          </w:p>
+        </w:tc>
+        <w:tc>
+          <w:tcPr>
+            <w:tcW w:w="0" w:type="auto"/>
+            <w:vAlign w:val="center"/>
+          </w:tcPr>
+          <w:p>
+            <w:pPr>
+              <w:widowControl/>
+              <w:jc w:val="left"/>
+              <w:rPr>
+                <w:rFonts w:ascii="ＭＳ Ｐゴシック" w:eastAsia="ＭＳ Ｐゴシック" w:hAnsi="ＭＳ Ｐゴシック" w:cs="ＭＳ Ｐゴシック"/>
+                <w:kern w:val="0"/>
+                <w:sz w:val="24"/>
+                <w:szCs w:val="24"/>
+              </w:rPr>
+            </w:pPr>
+            <w:r>
+              <w:rPr>
+                <w:rFonts w:ascii="ＭＳ Ｐゴシック" w:eastAsia="ＭＳ Ｐゴシック" w:hAnsi="ＭＳ Ｐゴシック" w:cs="ＭＳ Ｐゴシック" w:hint="eastAsia"/>
+                <w:kern w:val="0"/>
+                <w:sz w:val="24"/>
+                <w:szCs w:val="24"/>
+              </w:rPr>
+              <w:t>t</w:t>
+            </w:r>
+            <w:r>
+              <w:rPr>
+                <w:rFonts w:ascii="ＭＳ Ｐゴシック" w:eastAsia="ＭＳ Ｐゴシック" w:hAnsi="ＭＳ Ｐゴシック" w:cs="ＭＳ Ｐゴシック"/>
+                <w:kern w:val="0"/>
+                <w:sz w:val="24"/>
+                <w:szCs w:val="24"/>
+              </w:rPr>
+              <w:t>ext</w:t>
+            </w:r>
+          </w:p>
+        </w:tc>
+        <w:tc>
+          <w:tcPr>
+            <w:tcW w:w="0" w:type="auto"/>
+          </w:tcPr>
+          <w:p>
+            <w:pPr>
+              <w:widowControl/>
+              <w:jc w:val="left"/>
+              <w:rPr>
+                <w:rFonts w:ascii="ＭＳ Ｐゴシック" w:eastAsia="ＭＳ Ｐゴシック" w:hAnsi="ＭＳ Ｐゴシック" w:cs="ＭＳ Ｐゴシック"/>
+                <w:kern w:val="0"/>
+                <w:sz w:val="24"/>
+                <w:szCs w:val="24"/>
+              </w:rPr>
+            </w:pPr>
+            <w:r>
+              <w:rPr>
+                <w:rFonts w:ascii="ＭＳ Ｐゴシック" w:eastAsia="ＭＳ Ｐゴシック" w:hAnsi="ＭＳ Ｐゴシック" w:cs="ＭＳ Ｐゴシック" w:hint="eastAsia"/>
+                <w:kern w:val="0"/>
+                <w:sz w:val="24"/>
+                <w:szCs w:val="24"/>
+              </w:rPr>
               <w:t>N</w:t>
             </w:r>
             <w:r>
@@ -2386,34 +2411,7 @@
                 <w:sz w:val="24"/>
                 <w:szCs w:val="24"/>
               </w:rPr>
-              <w:t>宴会</w:t>
-            </w:r>
-            <w:r>
-              <w:rPr>
-                <w:rFonts w:ascii="ＭＳ Ｐゴシック" w:eastAsia="ＭＳ Ｐゴシック" w:hAnsi="ＭＳ Ｐゴシック" w:cs="ＭＳ Ｐゴシック" w:hint="eastAsia"/>
-                <w:kern w:val="0"/>
-                <w:sz w:val="24"/>
-                <w:szCs w:val="24"/>
-              </w:rPr>
-              <w:t>設定複製用</w:t>
-            </w:r>
-            <w:r>
-              <w:rPr>
-                <w:rFonts w:ascii="ＭＳ Ｐゴシック" w:eastAsia="ＭＳ Ｐゴシック" w:hAnsi="ＭＳ Ｐゴシック" w:cs="ＭＳ Ｐゴシック" w:hint="eastAsia"/>
-                <w:kern w:val="0"/>
-                <w:sz w:val="24"/>
-                <w:szCs w:val="24"/>
-              </w:rPr>
-              <w:t>I</w:t>
-            </w:r>
-            <w:r>
-              <w:rPr>
-                <w:rFonts w:ascii="ＭＳ Ｐゴシック" w:eastAsia="ＭＳ Ｐゴシック" w:hAnsi="ＭＳ Ｐゴシック" w:cs="ＭＳ Ｐゴシック"/>
-                <w:kern w:val="0"/>
-                <w:sz w:val="24"/>
-                <w:szCs w:val="24"/>
-              </w:rPr>
-              <w:t>D</w:t>
+              <w:t>備考</w:t>
             </w:r>
           </w:p>
         </w:tc>
@@ -2439,6 +2437,8 @@
                 <w:szCs w:val="24"/>
               </w:rPr>
             </w:pPr>
+            <w:bookmarkStart w:id="0" w:name="_GoBack"/>
+            <w:bookmarkEnd w:id="0"/>
             <w:proofErr w:type="spellStart"/>
             <w:r>
               <w:rPr>
@@ -4843,8 +4843,6 @@
             </w:r>
           </w:p>
         </w:tc>
-        <w:bookmarkStart w:id="0" w:name="_GoBack"/>
-        <w:bookmarkEnd w:id="0"/>
       </w:tr>
       <w:tr>
         <w:trPr>

--- a/設計書.docx
+++ b/設計書.docx
@@ -2121,6 +2121,17 @@
               </w:rPr>
               <w:t>NOT NULL</w:t>
             </w:r>
+            <w:r>
+              <w:rPr>
+                <w:rFonts w:ascii="ＭＳ Ｐゴシック" w:eastAsia="ＭＳ Ｐゴシック" w:hAnsi="ＭＳ Ｐゴシック" w:cs="ＭＳ Ｐゴシック"/>
+                <w:kern w:val="0"/>
+                <w:sz w:val="24"/>
+                <w:szCs w:val="24"/>
+              </w:rPr>
+              <w:t>, UNIQUE</w:t>
+            </w:r>
+            <w:bookmarkStart w:id="0" w:name="_GoBack"/>
+            <w:bookmarkEnd w:id="0"/>
           </w:p>
         </w:tc>
         <w:tc>
@@ -2437,8 +2448,6 @@
                 <w:szCs w:val="24"/>
               </w:rPr>
             </w:pPr>
-            <w:bookmarkStart w:id="0" w:name="_GoBack"/>
-            <w:bookmarkEnd w:id="0"/>
             <w:proofErr w:type="spellStart"/>
             <w:r>
               <w:rPr>
@@ -5295,7 +5304,7 @@
           <wp:inline distT="0" distB="0" distL="0" distR="0">
             <wp:extent cx="5400040" cy="2745740"/>
             <wp:effectExtent l="0" t="0" r="0" b="0"/>
-            <wp:docPr id="1" name="図 1"/>
+            <wp:docPr id="3" name="図 3"/>
             <wp:cNvGraphicFramePr>
               <a:graphicFrameLocks xmlns:a="http://schemas.openxmlformats.org/drawingml/2006/main" noChangeAspect="1"/>
             </wp:cNvGraphicFramePr>
@@ -5303,7 +5312,7 @@
               <a:graphicData uri="http://schemas.openxmlformats.org/drawingml/2006/picture">
                 <pic:pic xmlns:pic="http://schemas.openxmlformats.org/drawingml/2006/picture">
                   <pic:nvPicPr>
-                    <pic:cNvPr id="1" name="E-R図元データ.drawio.png"/>
+                    <pic:cNvPr id="3" name="名称未設定ファイル.drawio.png"/>
                     <pic:cNvPicPr/>
                   </pic:nvPicPr>
                   <pic:blipFill>
